--- a/static/docs/management/Инструкция_ «Как создать ТСЖ и уйти от УК».docx
+++ b/static/docs/management/Инструкция_ «Как создать ТСЖ и уйти от УК».docx
@@ -49,7 +49,7 @@
           <w:sz w:val="24"/>
           <w:szCs w:val="24"/>
         </w:rPr>
-        <w:t>Актуально на март 2026</w:t>
+        <w:t>Актуально на апрель 2026</w:t>
       </w:r>
     </w:p>
     <w:p>
